--- a/docs/05_Guia_TI_Despliegue.docx
+++ b/docs/05_Guia_TI_Despliegue.docx
@@ -63,7 +63,7 @@
           <w:color w:val="808080"/>
           <w:sz w:val="22"/>
         </w:rPr>
-        <w:t>Versión 1.0.0 · 2026-04-29</w:t>
+        <w:t>Versión 1.2.0 · 2026-04-30</w:t>
       </w:r>
     </w:p>
     <w:p>
@@ -1988,7 +1988,7 @@
         <w:color w:val="808080"/>
         <w:sz w:val="16"/>
       </w:rPr>
-      <w:t>Dashboard Comercial Susazón V3.0 · Guía TI · 1.0.0</w:t>
+      <w:t>Dashboard Comercial Susazón V3.0 · Guía TI · 1.2.0</w:t>
     </w:r>
   </w:p>
 </w:ftr>

--- a/docs/05_Guia_TI_Despliegue.docx
+++ b/docs/05_Guia_TI_Despliegue.docx
@@ -63,7 +63,7 @@
           <w:color w:val="808080"/>
           <w:sz w:val="22"/>
         </w:rPr>
-        <w:t>Versión 1.2.0 · 2026-04-30</w:t>
+        <w:t>Versión 1.3.0 · 2026-05-01</w:t>
       </w:r>
     </w:p>
     <w:p>
@@ -1988,7 +1988,7 @@
         <w:color w:val="808080"/>
         <w:sz w:val="16"/>
       </w:rPr>
-      <w:t>Dashboard Comercial Susazón V3.0 · Guía TI · 1.2.0</w:t>
+      <w:t>Dashboard Comercial Susazón V3.0 · Guía TI · 1.3.0</w:t>
     </w:r>
   </w:p>
 </w:ftr>

--- a/docs/05_Guia_TI_Despliegue.docx
+++ b/docs/05_Guia_TI_Despliegue.docx
@@ -18,7 +18,7 @@
           <w:color w:val="ED6808"/>
           <w:sz w:val="36"/>
         </w:rPr>
-        <w:t>Dashboard Comercial Susazón V3.0</w:t>
+        <w:t>Dashboard Comercial Susazón V3.0 — InCom</w:t>
       </w:r>
     </w:p>
     <w:p>
@@ -63,7 +63,7 @@
           <w:color w:val="808080"/>
           <w:sz w:val="22"/>
         </w:rPr>
-        <w:t>Versión 1.3.0 · 2026-05-01</w:t>
+        <w:t>Versión 3.3.0 · 2026-05-10</w:t>
       </w:r>
     </w:p>
     <w:p>
@@ -1965,6 +1965,265 @@
         <w:t>Si necesitás push desde una máquina sin SSH, usar Fine-grained PAT con scope mínimo (Contents: Read+Write, solo para este repo). Revocar al terminar la tarea.</w:t>
       </w:r>
     </w:p>
+    <w:p>
+      <w:r>
+        <w:br w:type="page"/>
+      </w:r>
+    </w:p>
+    <w:p>
+      <w:pPr>
+        <w:pStyle w:val="Heading1"/>
+        <w:jc w:val="left"/>
+      </w:pPr>
+      <w:r>
+        <w:t>Apéndice — Sesión 2026-05-10</w:t>
+      </w:r>
+    </w:p>
+    <w:p>
+      <w:r>
+        <w:rPr>
+          <w:i/>
+          <w:color w:val="6B7280"/>
+        </w:rPr>
+        <w:t>Mejoras 1-7 · Branding InCom · Login premium</w:t>
+      </w:r>
+    </w:p>
+    <w:p/>
+    <w:p/>
+    <w:p>
+      <w:pPr>
+        <w:pStyle w:val="Heading2"/>
+      </w:pPr>
+      <w:r>
+        <w:t>Cambios TI relevantes (sesión 2026-05-10)</w:t>
+      </w:r>
+    </w:p>
+    <w:p/>
+    <w:p>
+      <w:pPr>
+        <w:pStyle w:val="Heading3"/>
+      </w:pPr>
+      <w:r>
+        <w:t>Nueva dependencia: exceljs</w:t>
+      </w:r>
+    </w:p>
+    <w:p>
+      <w:r>
+        <w:t>Agregado para export Excel en los 7 tabs.</w:t>
+      </w:r>
+    </w:p>
+    <w:p>
+      <w:r>
+        <w:t>Lazy import → solo se descarga cuando el usuario hace click en "Exportar Excel".</w:t>
+      </w:r>
+    </w:p>
+    <w:p>
+      <w:r>
+        <w:t>Bundle inicial sin impacto.</w:t>
+      </w:r>
+    </w:p>
+    <w:p>
+      <w:r>
+        <w:t>Reemplaza a la opción xlsx que tenía CVE-2023-30533 (prototype pollution) y</w:t>
+      </w:r>
+    </w:p>
+    <w:p>
+      <w:r>
+        <w:t>CVE-2024-22363 (ReDoS) sin fix activo.</w:t>
+      </w:r>
+    </w:p>
+    <w:p/>
+    <w:p>
+      <w:pPr>
+        <w:pStyle w:val="Heading3"/>
+      </w:pPr>
+      <w:r>
+        <w:t>Nuevas migraciones SQL aplicadas en producción</w:t>
+      </w:r>
+    </w:p>
+    <w:p>
+      <w:pPr>
+        <w:pStyle w:val="ListBullet"/>
+      </w:pPr>
+      <w:r>
+        <w:t>011_kpi_diario_dimensiones.sql (4 vistas diarias)</w:t>
+      </w:r>
+    </w:p>
+    <w:p>
+      <w:pPr>
+        <w:pStyle w:val="ListBullet"/>
+      </w:pPr>
+      <w:r>
+        <w:t>012_kpi_cliente_perdidos_margen.sql (agrega margen)</w:t>
+      </w:r>
+    </w:p>
+    <w:p/>
+    <w:p>
+      <w:r>
+        <w:t>Aplicación: vía Supabase MCP o SQL Editor del Dashboard.</w:t>
+      </w:r>
+    </w:p>
+    <w:p>
+      <w:r>
+        <w:t>Idempotentes: CREATE OR REPLACE VIEW.</w:t>
+      </w:r>
+    </w:p>
+    <w:p/>
+    <w:p>
+      <w:pPr>
+        <w:pStyle w:val="Heading3"/>
+      </w:pPr>
+      <w:r>
+        <w:t>Nuevos endpoints API</w:t>
+      </w:r>
+    </w:p>
+    <w:p>
+      <w:pPr>
+        <w:pStyle w:val="ListBullet"/>
+      </w:pPr>
+      <w:r>
+        <w:t>GET /api/dashboard/clientes-dia?year=&amp;month=&amp;day=&amp;territorio=</w:t>
+      </w:r>
+    </w:p>
+    <w:p>
+      <w:pPr>
+        <w:ind w:left="567"/>
+      </w:pPr>
+      <w:r>
+        <w:t>Auth requerida. RLS aplicado via security_invoker.</w:t>
+      </w:r>
+    </w:p>
+    <w:p>
+      <w:pPr>
+        <w:ind w:left="567"/>
+      </w:pPr>
+      <w:r>
+        <w:t>Cache: private, max-age=60s.</w:t>
+      </w:r>
+    </w:p>
+    <w:p/>
+    <w:p>
+      <w:pPr>
+        <w:pStyle w:val="Heading3"/>
+      </w:pPr>
+      <w:r>
+        <w:t>Nuevos assets en /public y /app</w:t>
+      </w:r>
+    </w:p>
+    <w:p>
+      <w:pPr>
+        <w:pStyle w:val="ListBullet"/>
+      </w:pPr>
+      <w:r>
+        <w:t>public/incom-logo.png, incom-mark.png, incom-mark@2x.png, incom-mark@4x.png</w:t>
+      </w:r>
+    </w:p>
+    <w:p>
+      <w:pPr>
+        <w:pStyle w:val="ListBullet"/>
+      </w:pPr>
+      <w:r>
+        <w:t>app/icon.png, app/apple-icon.png, app/opengraph-image.png, app/twitter-image.png</w:t>
+      </w:r>
+    </w:p>
+    <w:p>
+      <w:pPr>
+        <w:pStyle w:val="ListBullet"/>
+      </w:pPr>
+      <w:r>
+        <w:t>public/susazon-logo.png + susazon-logo-light.png (sin cambios)</w:t>
+      </w:r>
+    </w:p>
+    <w:p/>
+    <w:p>
+      <w:pPr>
+        <w:pStyle w:val="Heading3"/>
+      </w:pPr>
+      <w:r>
+        <w:t>Variables de entorno (sin cambios)</w:t>
+      </w:r>
+    </w:p>
+    <w:p>
+      <w:r>
+        <w:t>Las mismas que antes. Verificar contra .env.example.</w:t>
+      </w:r>
+    </w:p>
+    <w:p/>
+    <w:p>
+      <w:pPr>
+        <w:pStyle w:val="Heading3"/>
+      </w:pPr>
+      <w:r>
+        <w:t>Persistencia adicional en localStorage (cliente)</w:t>
+      </w:r>
+    </w:p>
+    <w:p>
+      <w:pPr>
+        <w:pStyle w:val="ListBullet"/>
+      </w:pPr>
+      <w:r>
+        <w:t>dashboard-aggregated-territories: Set&lt;string&gt; de territorios incluidos en "Todos".</w:t>
+      </w:r>
+    </w:p>
+    <w:p>
+      <w:pPr>
+        <w:pStyle w:val="ListBullet"/>
+      </w:pPr>
+      <w:r>
+        <w:t>perdidos-metric-mode, perdidos-status-filter: configuración del tab Perdidos.</w:t>
+      </w:r>
+    </w:p>
+    <w:p>
+      <w:pPr>
+        <w:pStyle w:val="ListBullet"/>
+      </w:pPr>
+      <w:r>
+        <w:t>productos-selected-skus, clientes-selected, vendedores-selected: multi-selects.</w:t>
+      </w:r>
+    </w:p>
+    <w:p>
+      <w:pPr>
+        <w:pStyle w:val="ListBullet"/>
+      </w:pPr>
+      <w:r>
+        <w:t>tracking-diario-mode: pesos vs kilos.</w:t>
+      </w:r>
+    </w:p>
+    <w:p/>
+    <w:p>
+      <w:pPr>
+        <w:pStyle w:val="Heading3"/>
+      </w:pPr>
+      <w:r>
+        <w:t>Verificación post-deploy recomendada</w:t>
+      </w:r>
+    </w:p>
+    <w:p>
+      <w:r>
+        <w:t>1. Verificar 6 themes (clean, editorial, warm-neo, supabase-orange, stock-market, liquid-glass).</w:t>
+      </w:r>
+    </w:p>
+    <w:p>
+      <w:r>
+        <w:t>2. Verificar export Excel en los 7 tabs.</w:t>
+      </w:r>
+    </w:p>
+    <w:p>
+      <w:r>
+        <w:t>3. Verificar multi-select global del sidebar (single / aggregated-all / custom / none).</w:t>
+      </w:r>
+    </w:p>
+    <w:p>
+      <w:r>
+        <w:t>4. Verificar Tracking Diario expand (debe cargar clientes del día en &lt;500ms).</w:t>
+      </w:r>
+    </w:p>
+    <w:p>
+      <w:r>
+        <w:t>5. Verificar OG image al pegar URL en WhatsApp/Slack/iMessage.</w:t>
+      </w:r>
+    </w:p>
+    <w:p/>
     <w:sectPr>
       <w:footerReference w:type="default" r:id="rId9"/>
       <w:pgSz w:w="12240" w:h="15840"/>
@@ -1988,7 +2247,7 @@
         <w:color w:val="808080"/>
         <w:sz w:val="16"/>
       </w:rPr>
-      <w:t>Dashboard Comercial Susazón V3.0 · Guía TI · 1.3.0</w:t>
+      <w:t>Dashboard Comercial Susazón V3.0 — InCom · Guía TI · 3.3.0</w:t>
     </w:r>
   </w:p>
 </w:ftr>

--- a/docs/05_Guia_TI_Despliegue.docx
+++ b/docs/05_Guia_TI_Despliegue.docx
@@ -18,7 +18,7 @@
           <w:color w:val="ED6808"/>
           <w:sz w:val="36"/>
         </w:rPr>
-        <w:t>Dashboard Comercial Susazón V3.0 — InCom</w:t>
+        <w:t>Dashboard Comercial Susazón V4.0 — InCom</w:t>
       </w:r>
     </w:p>
     <w:p>
@@ -63,7 +63,7 @@
           <w:color w:val="808080"/>
           <w:sz w:val="22"/>
         </w:rPr>
-        <w:t>Versión 3.3.0 · 2026-05-10</w:t>
+        <w:t>Versión 4.0.0 · 2026-06-07</w:t>
       </w:r>
     </w:p>
     <w:p>
@@ -83,6 +83,22 @@
     <w:p>
       <w:r>
         <w:br w:type="page"/>
+      </w:r>
+    </w:p>
+    <w:p>
+      <w:pPr>
+        <w:pStyle w:val="Heading2"/>
+      </w:pPr>
+      <w:r>
+        <w:t>Estado de este documento (V4.0)</w:t>
+      </w:r>
+    </w:p>
+    <w:p>
+      <w:r>
+        <w:rPr>
+          <w:sz w:val="22"/>
+        </w:rPr>
+        <w:t>Los procesos de despliegue (Vercel + Supabase + Resend) siguen vigentes. En V4.0 el dashboard tiene 7 tabs y 24 migraciones SQL. El respaldo profesional (Plan Z) se sincroniza con scripts/respaldar.sh; los .docx se regeneran con scripts/gen_docs.py; el PDF visual, desde public/instructivo.html. Ver ChangeLog (doc 03) para el historial completo.</w:t>
       </w:r>
     </w:p>
     <w:p>
@@ -1965,265 +1981,6 @@
         <w:t>Si necesitás push desde una máquina sin SSH, usar Fine-grained PAT con scope mínimo (Contents: Read+Write, solo para este repo). Revocar al terminar la tarea.</w:t>
       </w:r>
     </w:p>
-    <w:p>
-      <w:r>
-        <w:br w:type="page"/>
-      </w:r>
-    </w:p>
-    <w:p>
-      <w:pPr>
-        <w:pStyle w:val="Heading1"/>
-        <w:jc w:val="left"/>
-      </w:pPr>
-      <w:r>
-        <w:t>Apéndice — Sesión 2026-05-10</w:t>
-      </w:r>
-    </w:p>
-    <w:p>
-      <w:r>
-        <w:rPr>
-          <w:i/>
-          <w:color w:val="6B7280"/>
-        </w:rPr>
-        <w:t>Mejoras 1-7 · Branding InCom · Login premium</w:t>
-      </w:r>
-    </w:p>
-    <w:p/>
-    <w:p/>
-    <w:p>
-      <w:pPr>
-        <w:pStyle w:val="Heading2"/>
-      </w:pPr>
-      <w:r>
-        <w:t>Cambios TI relevantes (sesión 2026-05-10)</w:t>
-      </w:r>
-    </w:p>
-    <w:p/>
-    <w:p>
-      <w:pPr>
-        <w:pStyle w:val="Heading3"/>
-      </w:pPr>
-      <w:r>
-        <w:t>Nueva dependencia: exceljs</w:t>
-      </w:r>
-    </w:p>
-    <w:p>
-      <w:r>
-        <w:t>Agregado para export Excel en los 7 tabs.</w:t>
-      </w:r>
-    </w:p>
-    <w:p>
-      <w:r>
-        <w:t>Lazy import → solo se descarga cuando el usuario hace click en "Exportar Excel".</w:t>
-      </w:r>
-    </w:p>
-    <w:p>
-      <w:r>
-        <w:t>Bundle inicial sin impacto.</w:t>
-      </w:r>
-    </w:p>
-    <w:p>
-      <w:r>
-        <w:t>Reemplaza a la opción xlsx que tenía CVE-2023-30533 (prototype pollution) y</w:t>
-      </w:r>
-    </w:p>
-    <w:p>
-      <w:r>
-        <w:t>CVE-2024-22363 (ReDoS) sin fix activo.</w:t>
-      </w:r>
-    </w:p>
-    <w:p/>
-    <w:p>
-      <w:pPr>
-        <w:pStyle w:val="Heading3"/>
-      </w:pPr>
-      <w:r>
-        <w:t>Nuevas migraciones SQL aplicadas en producción</w:t>
-      </w:r>
-    </w:p>
-    <w:p>
-      <w:pPr>
-        <w:pStyle w:val="ListBullet"/>
-      </w:pPr>
-      <w:r>
-        <w:t>011_kpi_diario_dimensiones.sql (4 vistas diarias)</w:t>
-      </w:r>
-    </w:p>
-    <w:p>
-      <w:pPr>
-        <w:pStyle w:val="ListBullet"/>
-      </w:pPr>
-      <w:r>
-        <w:t>012_kpi_cliente_perdidos_margen.sql (agrega margen)</w:t>
-      </w:r>
-    </w:p>
-    <w:p/>
-    <w:p>
-      <w:r>
-        <w:t>Aplicación: vía Supabase MCP o SQL Editor del Dashboard.</w:t>
-      </w:r>
-    </w:p>
-    <w:p>
-      <w:r>
-        <w:t>Idempotentes: CREATE OR REPLACE VIEW.</w:t>
-      </w:r>
-    </w:p>
-    <w:p/>
-    <w:p>
-      <w:pPr>
-        <w:pStyle w:val="Heading3"/>
-      </w:pPr>
-      <w:r>
-        <w:t>Nuevos endpoints API</w:t>
-      </w:r>
-    </w:p>
-    <w:p>
-      <w:pPr>
-        <w:pStyle w:val="ListBullet"/>
-      </w:pPr>
-      <w:r>
-        <w:t>GET /api/dashboard/clientes-dia?year=&amp;month=&amp;day=&amp;territorio=</w:t>
-      </w:r>
-    </w:p>
-    <w:p>
-      <w:pPr>
-        <w:ind w:left="567"/>
-      </w:pPr>
-      <w:r>
-        <w:t>Auth requerida. RLS aplicado via security_invoker.</w:t>
-      </w:r>
-    </w:p>
-    <w:p>
-      <w:pPr>
-        <w:ind w:left="567"/>
-      </w:pPr>
-      <w:r>
-        <w:t>Cache: private, max-age=60s.</w:t>
-      </w:r>
-    </w:p>
-    <w:p/>
-    <w:p>
-      <w:pPr>
-        <w:pStyle w:val="Heading3"/>
-      </w:pPr>
-      <w:r>
-        <w:t>Nuevos assets en /public y /app</w:t>
-      </w:r>
-    </w:p>
-    <w:p>
-      <w:pPr>
-        <w:pStyle w:val="ListBullet"/>
-      </w:pPr>
-      <w:r>
-        <w:t>public/incom-logo.png, incom-mark.png, incom-mark@2x.png, incom-mark@4x.png</w:t>
-      </w:r>
-    </w:p>
-    <w:p>
-      <w:pPr>
-        <w:pStyle w:val="ListBullet"/>
-      </w:pPr>
-      <w:r>
-        <w:t>app/icon.png, app/apple-icon.png, app/opengraph-image.png, app/twitter-image.png</w:t>
-      </w:r>
-    </w:p>
-    <w:p>
-      <w:pPr>
-        <w:pStyle w:val="ListBullet"/>
-      </w:pPr>
-      <w:r>
-        <w:t>public/susazon-logo.png + susazon-logo-light.png (sin cambios)</w:t>
-      </w:r>
-    </w:p>
-    <w:p/>
-    <w:p>
-      <w:pPr>
-        <w:pStyle w:val="Heading3"/>
-      </w:pPr>
-      <w:r>
-        <w:t>Variables de entorno (sin cambios)</w:t>
-      </w:r>
-    </w:p>
-    <w:p>
-      <w:r>
-        <w:t>Las mismas que antes. Verificar contra .env.example.</w:t>
-      </w:r>
-    </w:p>
-    <w:p/>
-    <w:p>
-      <w:pPr>
-        <w:pStyle w:val="Heading3"/>
-      </w:pPr>
-      <w:r>
-        <w:t>Persistencia adicional en localStorage (cliente)</w:t>
-      </w:r>
-    </w:p>
-    <w:p>
-      <w:pPr>
-        <w:pStyle w:val="ListBullet"/>
-      </w:pPr>
-      <w:r>
-        <w:t>dashboard-aggregated-territories: Set&lt;string&gt; de territorios incluidos en "Todos".</w:t>
-      </w:r>
-    </w:p>
-    <w:p>
-      <w:pPr>
-        <w:pStyle w:val="ListBullet"/>
-      </w:pPr>
-      <w:r>
-        <w:t>perdidos-metric-mode, perdidos-status-filter: configuración del tab Perdidos.</w:t>
-      </w:r>
-    </w:p>
-    <w:p>
-      <w:pPr>
-        <w:pStyle w:val="ListBullet"/>
-      </w:pPr>
-      <w:r>
-        <w:t>productos-selected-skus, clientes-selected, vendedores-selected: multi-selects.</w:t>
-      </w:r>
-    </w:p>
-    <w:p>
-      <w:pPr>
-        <w:pStyle w:val="ListBullet"/>
-      </w:pPr>
-      <w:r>
-        <w:t>tracking-diario-mode: pesos vs kilos.</w:t>
-      </w:r>
-    </w:p>
-    <w:p/>
-    <w:p>
-      <w:pPr>
-        <w:pStyle w:val="Heading3"/>
-      </w:pPr>
-      <w:r>
-        <w:t>Verificación post-deploy recomendada</w:t>
-      </w:r>
-    </w:p>
-    <w:p>
-      <w:r>
-        <w:t>1. Verificar 6 themes (clean, editorial, warm-neo, supabase-orange, stock-market, liquid-glass).</w:t>
-      </w:r>
-    </w:p>
-    <w:p>
-      <w:r>
-        <w:t>2. Verificar export Excel en los 7 tabs.</w:t>
-      </w:r>
-    </w:p>
-    <w:p>
-      <w:r>
-        <w:t>3. Verificar multi-select global del sidebar (single / aggregated-all / custom / none).</w:t>
-      </w:r>
-    </w:p>
-    <w:p>
-      <w:r>
-        <w:t>4. Verificar Tracking Diario expand (debe cargar clientes del día en &lt;500ms).</w:t>
-      </w:r>
-    </w:p>
-    <w:p>
-      <w:r>
-        <w:t>5. Verificar OG image al pegar URL en WhatsApp/Slack/iMessage.</w:t>
-      </w:r>
-    </w:p>
-    <w:p/>
     <w:sectPr>
       <w:footerReference w:type="default" r:id="rId9"/>
       <w:pgSz w:w="12240" w:h="15840"/>
@@ -2247,7 +2004,7 @@
         <w:color w:val="808080"/>
         <w:sz w:val="16"/>
       </w:rPr>
-      <w:t>Dashboard Comercial Susazón V3.0 — InCom · Guía TI · 3.3.0</w:t>
+      <w:t>Dashboard Comercial Susazón V4.0 — InCom · Guía TI · 4.0.0</w:t>
     </w:r>
   </w:p>
 </w:ftr>

--- a/docs/05_Guia_TI_Despliegue.docx
+++ b/docs/05_Guia_TI_Despliegue.docx
@@ -18,7 +18,7 @@
           <w:color w:val="ED6808"/>
           <w:sz w:val="36"/>
         </w:rPr>
-        <w:t>Dashboard Comercial Susazón V4.0 — InCom</w:t>
+        <w:t>Dashboard Comercial Susazón V4.1 — InCom</w:t>
       </w:r>
     </w:p>
     <w:p>
@@ -63,7 +63,7 @@
           <w:color w:val="808080"/>
           <w:sz w:val="22"/>
         </w:rPr>
-        <w:t>Versión 4.0.0 · 2026-06-07</w:t>
+        <w:t>Versión 4.1.0 · 2026-07-05</w:t>
       </w:r>
     </w:p>
     <w:p>
@@ -90,7 +90,7 @@
         <w:pStyle w:val="Heading2"/>
       </w:pPr>
       <w:r>
-        <w:t>Estado de este documento (V4.0)</w:t>
+        <w:t>Estado de este documento (V4.1)</w:t>
       </w:r>
     </w:p>
     <w:p>
@@ -98,7 +98,7 @@
         <w:rPr>
           <w:sz w:val="22"/>
         </w:rPr>
-        <w:t>Los procesos de despliegue (Vercel + Supabase + Resend) siguen vigentes. En V4.0 el dashboard tiene 7 tabs y 24 migraciones SQL. El respaldo profesional (Plan Z) se sincroniza con scripts/respaldar.sh; los .docx se regeneran con scripts/gen_docs.py; el PDF visual, desde public/instructivo.html. Ver ChangeLog (doc 03) para el historial completo.</w:t>
+        <w:t>Los procesos de despliegue (Vercel + Supabase + Resend) siguen vigentes. En V4.1 el dashboard tiene 7 tabs (todos operan también en modo agrupador) y 37 migraciones SQL. El respaldo profesional (Plan Z) se sincroniza con scripts/respaldar.sh; los .docx se regeneran con scripts/gen_docs.py; el PDF visual, desde public/instructivo.html. Ver ChangeLog (doc 03) para el historial completo.</w:t>
       </w:r>
     </w:p>
     <w:p>
@@ -2004,7 +2004,7 @@
         <w:color w:val="808080"/>
         <w:sz w:val="16"/>
       </w:rPr>
-      <w:t>Dashboard Comercial Susazón V4.0 — InCom · Guía TI · 4.0.0</w:t>
+      <w:t>Dashboard Comercial Susazón V4.1 — InCom · Guía TI · 4.1.0</w:t>
     </w:r>
   </w:p>
 </w:ftr>

--- a/docs/05_Guia_TI_Despliegue.docx
+++ b/docs/05_Guia_TI_Despliegue.docx
@@ -18,7 +18,7 @@
           <w:color w:val="ED6808"/>
           <w:sz w:val="36"/>
         </w:rPr>
-        <w:t>Dashboard Comercial Susazón V4.1 — InCom</w:t>
+        <w:t>Dashboard Comercial Susazón V4.2 — InCom</w:t>
       </w:r>
     </w:p>
     <w:p>
@@ -63,7 +63,7 @@
           <w:color w:val="808080"/>
           <w:sz w:val="22"/>
         </w:rPr>
-        <w:t>Versión 4.1.0 · 2026-07-05</w:t>
+        <w:t>Versión 4.2.0 · 2026-07-24</w:t>
       </w:r>
     </w:p>
     <w:p>
@@ -90,7 +90,7 @@
         <w:pStyle w:val="Heading2"/>
       </w:pPr>
       <w:r>
-        <w:t>Estado de este documento (V4.1)</w:t>
+        <w:t>Estado de este documento (V4.2)</w:t>
       </w:r>
     </w:p>
     <w:p>
@@ -98,7 +98,7 @@
         <w:rPr>
           <w:sz w:val="22"/>
         </w:rPr>
-        <w:t>Los procesos de despliegue (Vercel + Supabase + Resend) siguen vigentes. En V4.1 el dashboard tiene 7 tabs (todos operan también en modo agrupador) y 37 migraciones SQL. El respaldo profesional (Plan Z) se sincroniza con scripts/respaldar.sh; los .docx se regeneran con scripts/gen_docs.py; el PDF visual, desde public/instructivo.html. Ver ChangeLog (doc 03) para el historial completo.</w:t>
+        <w:t>Los procesos de despliegue (Vercel + Supabase + Resend) siguen vigentes. En V4.2 el dashboard tiene 7 tabs (todos operan también en modo agrupador), Insights con 6 sub-análisis y 40 migraciones SQL. El respaldo profesional (Plan Z) se sincroniza con scripts/respaldar.sh; los .docx se regeneran con scripts/gen_docs.py; el PDF visual, desde public/instructivo.html. Ver ChangeLog (doc 03) para el historial completo.</w:t>
       </w:r>
     </w:p>
     <w:p>
@@ -2004,7 +2004,7 @@
         <w:color w:val="808080"/>
         <w:sz w:val="16"/>
       </w:rPr>
-      <w:t>Dashboard Comercial Susazón V4.1 — InCom · Guía TI · 4.1.0</w:t>
+      <w:t>Dashboard Comercial Susazón V4.2 — InCom · Guía TI · 4.2.0</w:t>
     </w:r>
   </w:p>
 </w:ftr>

--- a/docs/05_Guia_TI_Despliegue.docx
+++ b/docs/05_Guia_TI_Despliegue.docx
@@ -18,7 +18,7 @@
           <w:color w:val="ED6808"/>
           <w:sz w:val="36"/>
         </w:rPr>
-        <w:t>Dashboard Comercial Susazón V4.2 — InCom</w:t>
+        <w:t>Dashboard Comercial Susazón V4.3 — InCom</w:t>
       </w:r>
     </w:p>
     <w:p>
@@ -63,7 +63,7 @@
           <w:color w:val="808080"/>
           <w:sz w:val="22"/>
         </w:rPr>
-        <w:t>Versión 4.2.0 · 2026-07-24</w:t>
+        <w:t>Versión 4.3.0 · 2026-09-03</w:t>
       </w:r>
     </w:p>
     <w:p>
@@ -90,7 +90,7 @@
         <w:pStyle w:val="Heading2"/>
       </w:pPr>
       <w:r>
-        <w:t>Estado de este documento (V4.2)</w:t>
+        <w:t>Estado de este documento (V4.3)</w:t>
       </w:r>
     </w:p>
     <w:p>
@@ -98,7 +98,7 @@
         <w:rPr>
           <w:sz w:val="22"/>
         </w:rPr>
-        <w:t>Los procesos de despliegue (Vercel + Supabase + Resend) siguen vigentes. En V4.2 el dashboard tiene 7 tabs (todos operan también en modo agrupador), Insights con 6 sub-análisis y 40 migraciones SQL. El respaldo profesional (Plan Z) se sincroniza con scripts/respaldar.sh; los .docx se regeneran con scripts/gen_docs.py; el PDF visual, desde public/instructivo.html. Ver ChangeLog (doc 03) para el historial completo.</w:t>
+        <w:t>Los procesos de despliegue (Vercel + Supabase + Resend) siguen vigentes. En V4.3 el dashboard tiene 7 tabs (todos operan también en modo agrupador), Insights con 6 sub-análisis y 45 migraciones SQL (las 041-045 se aplicaron vía el MCP de Supabase y se guardan en supabase/migrations/; en una reconstrucción se aplican en orden en el SQL Editor). El refresh de datos sigue siendo MANUAL desde Cargar Datos (admin/director); la sincronización automática se diseñó y quedó parqueada en docs/parked/. El respaldo profesional (Plan Z) se sincroniza con scripts/respaldar.sh; los .docx se regeneran con scripts/gen_docs.py; el PDF visual, desde public/instructivo.html (chrome-headless-shell de Playwright). Ver ChangeLog (doc 03) para el historial completo.</w:t>
       </w:r>
     </w:p>
     <w:p>
@@ -2004,7 +2004,7 @@
         <w:color w:val="808080"/>
         <w:sz w:val="16"/>
       </w:rPr>
-      <w:t>Dashboard Comercial Susazón V4.2 — InCom · Guía TI · 4.2.0</w:t>
+      <w:t>Dashboard Comercial Susazón V4.3 — InCom · Guía TI · 4.3.0</w:t>
     </w:r>
   </w:p>
 </w:ftr>
